--- a/templates/chancery-reference.docx
+++ b/templates/chancery-reference.docx
@@ -1545,8 +1545,11 @@
     <w:abstractNumId w:val="990"/>
   </w:num>
   <w:abstractNum w:abstractNumId="42">
+    <w:nsid w:val="2A4B6C10"/>
     <w:multiLevelType w:val="multilevel"/>
-    <w:lvl w:ilvl="0">
+    <w:tmpl w:val="0409001D"/>
+    <w:styleLink w:val="HeadingNumbers"/>
+    <w:lvl w:ilvl="0" w:tentative="0">
       <w:start w:val="1"/>
       <w:numFmt w:val="decimal"/>
       <w:pStyle w:val="Heading1"/>
@@ -1554,7 +1557,7 @@
       <w:lvlText w:val="%1"/>
       <w:lvlJc w:val="left"/>
     </w:lvl>
-    <w:lvl w:ilvl="1">
+    <w:lvl w:ilvl="1" w:tentative="0">
       <w:start w:val="1"/>
       <w:numFmt w:val="decimal"/>
       <w:pStyle w:val="Heading2"/>
@@ -1562,7 +1565,7 @@
       <w:lvlText w:val="%1.%2"/>
       <w:lvlJc w:val="left"/>
     </w:lvl>
-    <w:lvl w:ilvl="2">
+    <w:lvl w:ilvl="2" w:tentative="0">
       <w:start w:val="1"/>
       <w:numFmt w:val="decimal"/>
       <w:pStyle w:val="Heading3"/>
@@ -1570,7 +1573,7 @@
       <w:lvlText w:val="%1.%2.%3"/>
       <w:lvlJc w:val="left"/>
     </w:lvl>
-    <w:lvl w:ilvl="3">
+    <w:lvl w:ilvl="3" w:tentative="0">
       <w:start w:val="1"/>
       <w:numFmt w:val="decimal"/>
       <w:pStyle w:val="Heading4"/>
@@ -1578,7 +1581,7 @@
       <w:lvlText w:val="%1.%2.%3.%4"/>
       <w:lvlJc w:val="left"/>
     </w:lvl>
-    <w:lvl w:ilvl="4">
+    <w:lvl w:ilvl="4" w:tentative="0">
       <w:start w:val="1"/>
       <w:numFmt w:val="decimal"/>
       <w:pStyle w:val="Heading5"/>
@@ -1586,29 +1589,42 @@
       <w:lvlText w:val="%1.%2.%3.%4.%5"/>
       <w:lvlJc w:val="left"/>
     </w:lvl>
-    <w:lvl w:ilvl="5">
+    <w:lvl w:ilvl="5" w:tentative="0">
+      <w:start w:val="1"/>
       <w:numFmt w:val="none"/>
       <w:lvlText w:val=""/>
       <w:lvlJc w:val="left"/>
     </w:lvl>
-    <w:lvl w:ilvl="6">
+    <w:lvl w:ilvl="6" w:tentative="0">
+      <w:start w:val="1"/>
       <w:numFmt w:val="none"/>
       <w:lvlText w:val=""/>
       <w:lvlJc w:val="left"/>
     </w:lvl>
-    <w:lvl w:ilvl="7">
+    <w:lvl w:ilvl="7" w:tentative="0">
+      <w:start w:val="1"/>
       <w:numFmt w:val="none"/>
       <w:lvlText w:val=""/>
       <w:lvlJc w:val="left"/>
     </w:lvl>
-    <w:lvl w:ilvl="8">
+    <w:lvl w:ilvl="8" w:tentative="0">
+      <w:start w:val="1"/>
       <w:numFmt w:val="none"/>
       <w:lvlText w:val=""/>
       <w:lvlJc w:val="left"/>
     </w:lvl>
+  </w:abstractNum>
+  <w:abstractNum w:abstractNumId="45">
+    <w:nsid w:val="2A4B6C11"/>
+    <w:multiLevelType w:val="multilevel"/>
+    <w:tmpl w:val="0409001D"/>
+    <w:numStyleLink w:val="HeadingNumbers"/>
   </w:abstractNum>
   <w:num w:numId="42">
     <w:abstractNumId w:val="42"/>
+  </w:num>
+  <w:num w:numId="45">
+    <w:abstractNumId w:val="45"/>
   </w:num>
   <w:abstractNum w:abstractNumId="43">
     <w:multiLevelType w:val="multilevel"/>
@@ -1995,11 +2011,14 @@
       <w:keepLines/>
       <w:numPr>
         <w:ilvl w:val="0"/>
-        <w:numId w:val="42"/>
+        <w:numId w:val="45"/>
       </w:numPr>
       <w:pBdr>
         <w:bottom w:val="single" w:sz="12" w:space="3" w:color="8C1D34"/>
       </w:pBdr>
+      <w:tabs>
+        <w:tab w:val="left" w:pos="595"/>
+      </w:tabs>
       <w:spacing w:before="480" w:after="180" w:line="240" w:lineRule="auto"/>
     </w:pPr>
     <w:rPr>
@@ -2030,8 +2049,11 @@
       <w:keepLines/>
       <w:numPr>
         <w:ilvl w:val="1"/>
-        <w:numId w:val="42"/>
+        <w:numId w:val="45"/>
       </w:numPr>
+      <w:tabs>
+        <w:tab w:val="left" w:pos="793"/>
+      </w:tabs>
       <w:spacing w:before="380" w:after="110" w:line="240" w:lineRule="auto"/>
     </w:pPr>
     <w:rPr>
@@ -2064,8 +2086,11 @@
       <w:keepLines/>
       <w:numPr>
         <w:ilvl w:val="2"/>
-        <w:numId w:val="42"/>
+        <w:numId w:val="45"/>
       </w:numPr>
+      <w:tabs>
+        <w:tab w:val="left" w:pos="992"/>
+      </w:tabs>
       <w:spacing w:before="300" w:after="90" w:line="240" w:lineRule="auto"/>
     </w:pPr>
     <w:rPr>
@@ -2098,8 +2123,11 @@
       <w:keepLines/>
       <w:numPr>
         <w:ilvl w:val="3"/>
-        <w:numId w:val="42"/>
+        <w:numId w:val="45"/>
       </w:numPr>
+      <w:tabs>
+        <w:tab w:val="left" w:pos="1190"/>
+      </w:tabs>
       <w:spacing w:before="260" w:after="70" w:line="240" w:lineRule="auto"/>
     </w:pPr>
     <w:rPr>
@@ -2134,8 +2162,11 @@
       <w:keepLines/>
       <w:numPr>
         <w:ilvl w:val="4"/>
-        <w:numId w:val="42"/>
+        <w:numId w:val="45"/>
       </w:numPr>
+      <w:tabs>
+        <w:tab w:val="left" w:pos="1389"/>
+      </w:tabs>
       <w:spacing w:before="240" w:after="60" w:line="240" w:lineRule="auto"/>
     </w:pPr>
     <w:rPr>
@@ -2370,13 +2401,13 @@
     <w:pPr>
       <w:wordWrap w:val="off"/>
       <w:keepLines/>
-      <w:shd w:val="clear" w:color="auto" w:fill="F6F7F9"/>
+      <w:shd w:val="clear" w:color="auto" w:fill="F8F5F5"/>
       <w:pBdr>
         <w:left w:val="single" w:sz="18" w:space="8" w:color="8C1D34"/>
-        <w:top w:val="single" w:sz="2" w:space="6" w:color="F6F7F9"/>
-        <w:bottom w:val="single" w:sz="2" w:space="6" w:color="F6F7F9"/>
-        <w:left w:val="single" w:sz="2" w:space="8" w:color="F6F7F9"/>
-        <w:right w:val="single" w:sz="2" w:space="8" w:color="F6F7F9"/>
+        <w:top w:val="single" w:sz="2" w:space="6" w:color="F8F5F5"/>
+        <w:bottom w:val="single" w:sz="2" w:space="6" w:color="F8F5F5"/>
+        <w:left w:val="single" w:sz="2" w:space="8" w:color="F8F5F5"/>
+        <w:right w:val="single" w:sz="2" w:space="8" w:color="F8F5F5"/>
       </w:pBdr>
       <w:spacing w:before="0" w:after="0" w:line="240" w:lineRule="auto"/>
       <w:contextualSpacing/>
@@ -2397,7 +2428,7 @@
       <w:color w:val="1A1A1A"/>
       <w:sz w:val="20"/>
       <w:szCs w:val="20"/>
-      <w:shd w:val="clear" w:color="auto" w:fill="F7EDEF"/>
+      <w:shd w:val="clear" w:color="auto" w:fill="F8F5F5"/>
     </w:rPr>
   </w:style>
   <w:style w:type="character" w:customStyle="1" w:styleId="KeywordTok">
@@ -2406,7 +2437,7 @@
     <w:rPr>
       <w:rFonts w:ascii="Consolas" w:hAnsi="Consolas" w:cs="Consolas"/>
       <w:b/>
-      <w:color w:val="0B4A7A"/>
+      <w:color w:val="5E1323"/>
       <w:sz w:val="19"/>
       <w:szCs w:val="19"/>
     </w:rPr>
@@ -2417,7 +2448,7 @@
     <w:rPr>
       <w:rFonts w:ascii="Consolas" w:hAnsi="Consolas" w:cs="Consolas"/>
       <w:b/>
-      <w:color w:val="0B4A7A"/>
+      <w:color w:val="5E1323"/>
       <w:sz w:val="19"/>
       <w:szCs w:val="19"/>
     </w:rPr>
@@ -2428,7 +2459,7 @@
     <w:rPr>
       <w:rFonts w:ascii="Consolas" w:hAnsi="Consolas" w:cs="Consolas"/>
       <w:b/>
-      <w:color w:val="0B4A7A"/>
+      <w:color w:val="5E1323"/>
       <w:sz w:val="19"/>
       <w:szCs w:val="19"/>
     </w:rPr>
@@ -2760,10 +2791,6 @@
   <w:style w:type="character" w:styleId="SectionNumber">
     <w:name w:val="Section Number"/>
     <w:basedOn w:val="DefaultParagraphFont"/>
-    <w:rPr>
-      <w:rFonts w:ascii="Aptos" w:hAnsi="Aptos" w:cs="Aptos"/>
-      <w:color w:val="5A5F66"/>
-    </w:rPr>
   </w:style>
   <w:style w:type="paragraph" w:styleId="Bibliography">
     <w:name w:val="Bibliography"/>
@@ -2973,6 +3000,15 @@
       <w:sz w:val="18"/>
       <w:szCs w:val="18"/>
     </w:rPr>
+  </w:style>
+  <w:style w:type="numbering" w:styleId="HeadingNumbers">
+    <w:name w:val="Heading Numbers"/>
+    <w:uiPriority w:val="99"/>
+    <w:pPr>
+      <w:numPr>
+        <w:numId w:val="42"/>
+      </w:numPr>
+    </w:pPr>
   </w:style>
   <w:style w:type="table" w:styleId="Table">
     <w:name w:val="Table"/>
